--- a/writing/revision_files/final/DOC files/NATCHEMENG-24061044_cover letter.docx
+++ b/writing/revision_files/final/DOC files/NATCHEMENG-24061044_cover letter.docx
@@ -68,59 +68,83 @@
       </w:pPr>
       <w:bookmarkStart w:id="0" w:name="inhalt"/>
       <w:bookmarkEnd w:id="0"/>
-      <w:r>
-        <w:rPr>
-          <w:rFonts w:ascii="Lato" w:hAnsi="Lato" w:cs="Arial"/>
-          <w:b/>
-          <w:lang w:val="en-US"/>
-        </w:rPr>
-        <w:t xml:space="preserve">Dr. </w:t>
-      </w:r>
-      <w:r>
-        <w:rPr>
-          <w:rFonts w:ascii="Lato" w:hAnsi="Lato" w:cs="Arial"/>
-          <w:b/>
-          <w:lang w:val="en-US"/>
-        </w:rPr>
-        <w:t>Thomas Dursch</w:t>
-      </w:r>
     </w:p>
     <w:p>
       <w:pPr>
-        <w:spacing w:after="240" w:line="288" w:lineRule="auto"/>
+        <w:spacing w:line="288" w:lineRule="auto"/>
         <w:ind w:right="-85"/>
         <w:jc w:val="both"/>
         <w:rPr>
           <w:rFonts w:ascii="Lato" w:hAnsi="Lato" w:cs="Arial"/>
-          <w:lang w:val="en-US"/>
-        </w:rPr>
-      </w:pPr>
-      <w:r>
-        <w:rPr>
-          <w:rFonts w:ascii="Lato" w:hAnsi="Lato" w:cs="Arial"/>
-          <w:lang w:val="en-US"/>
-        </w:rPr>
-        <w:t>Chief editor</w:t>
-      </w:r>
-      <w:r>
-        <w:rPr>
-          <w:rFonts w:ascii="Lato" w:hAnsi="Lato" w:cs="Arial"/>
-          <w:lang w:val="en-US"/>
-        </w:rPr>
-        <w:t xml:space="preserve">, </w:t>
-      </w:r>
-      <w:r>
-        <w:rPr>
-          <w:rFonts w:ascii="Lato" w:hAnsi="Lato" w:cs="Arial"/>
-          <w:lang w:val="en-US"/>
-        </w:rPr>
-        <w:t>Nature Chemical Engineering</w:t>
+          <w:b/>
+          <w:lang w:val="en-US"/>
+        </w:rPr>
+      </w:pPr>
+      <w:r>
+        <w:rPr>
+          <w:rFonts w:ascii="Lato" w:hAnsi="Lato" w:cs="Arial"/>
+          <w:b/>
+          <w:lang w:val="en-US"/>
+        </w:rPr>
+        <w:t xml:space="preserve">Dr. </w:t>
+      </w:r>
+      <w:r>
+        <w:rPr>
+          <w:rFonts w:ascii="Lato" w:hAnsi="Lato" w:cs="Arial"/>
+          <w:b/>
+          <w:lang w:val="en-US"/>
+        </w:rPr>
+        <w:t>Thomas Dursch</w:t>
       </w:r>
     </w:p>
     <w:p>
       <w:pPr>
+        <w:spacing w:line="288" w:lineRule="auto"/>
+        <w:ind w:right="-85"/>
+        <w:jc w:val="both"/>
+        <w:rPr>
+          <w:rFonts w:ascii="Lato" w:hAnsi="Lato" w:cs="Arial"/>
+          <w:lang w:val="en-US"/>
+        </w:rPr>
+      </w:pPr>
+      <w:r>
+        <w:rPr>
+          <w:rFonts w:ascii="Lato" w:hAnsi="Lato" w:cs="Arial"/>
+          <w:lang w:val="en-US"/>
+        </w:rPr>
+        <w:t>Chief editor</w:t>
+      </w:r>
+      <w:r>
+        <w:rPr>
+          <w:rFonts w:ascii="Lato" w:hAnsi="Lato" w:cs="Arial"/>
+          <w:lang w:val="en-US"/>
+        </w:rPr>
+        <w:t xml:space="preserve">, </w:t>
+      </w:r>
+      <w:r>
+        <w:rPr>
+          <w:rFonts w:ascii="Lato" w:hAnsi="Lato" w:cs="Arial"/>
+          <w:lang w:val="en-US"/>
+        </w:rPr>
+        <w:t>Nature Chemical Engineering</w:t>
+      </w:r>
+    </w:p>
+    <w:p>
+      <w:pPr>
+        <w:spacing w:line="288" w:lineRule="auto"/>
+        <w:ind w:right="-85"/>
+        <w:jc w:val="both"/>
+        <w:rPr>
+          <w:rFonts w:ascii="Lato" w:hAnsi="Lato" w:cs="Arial"/>
+          <w:b/>
+          <w:lang w:val="en-US"/>
+        </w:rPr>
+      </w:pPr>
+    </w:p>
+    <w:p>
+      <w:pPr>
         <w:suppressAutoHyphens/>
-        <w:spacing w:after="240" w:line="288" w:lineRule="auto"/>
+        <w:spacing w:line="288" w:lineRule="auto"/>
         <w:jc w:val="both"/>
         <w:rPr>
           <w:rFonts w:ascii="Lato" w:eastAsia="Times New Roman" w:hAnsi="Lato" w:cs="Arial"/>
@@ -181,73 +205,85 @@
     </w:p>
     <w:p>
       <w:pPr>
+        <w:suppressAutoHyphens/>
         <w:spacing w:line="288" w:lineRule="auto"/>
         <w:jc w:val="both"/>
         <w:rPr>
-          <w:rFonts w:ascii="Lato" w:hAnsi="Lato" w:cs="Arial"/>
-          <w:snapToGrid w:val="0"/>
-          <w:color w:val="000000"/>
-          <w:lang w:val="en-US"/>
-        </w:rPr>
-      </w:pPr>
-      <w:r>
-        <w:rPr>
-          <w:rFonts w:ascii="Lato" w:hAnsi="Lato" w:cs="Arial"/>
-          <w:snapToGrid w:val="0"/>
-          <w:color w:val="000000"/>
-          <w:lang w:val="en-US"/>
-        </w:rPr>
-        <w:t xml:space="preserve">Dear </w:t>
-      </w:r>
-      <w:r>
-        <w:rPr>
-          <w:rFonts w:ascii="Lato" w:hAnsi="Lato" w:cs="Arial"/>
-          <w:snapToGrid w:val="0"/>
-          <w:color w:val="000000"/>
-          <w:lang w:val="en-US"/>
-        </w:rPr>
-        <w:t xml:space="preserve">Dr. </w:t>
-      </w:r>
-      <w:r>
-        <w:rPr>
-          <w:rFonts w:ascii="Lato" w:hAnsi="Lato" w:cs="Arial"/>
-          <w:snapToGrid w:val="0"/>
-          <w:color w:val="000000"/>
-          <w:lang w:val="en-US"/>
-        </w:rPr>
-        <w:t>Dursch</w:t>
-      </w:r>
-      <w:r>
-        <w:rPr>
-          <w:rFonts w:ascii="Lato" w:hAnsi="Lato" w:cs="Arial"/>
-          <w:snapToGrid w:val="0"/>
-          <w:color w:val="000000"/>
-          <w:lang w:val="en-US"/>
-        </w:rPr>
-        <w:t xml:space="preserve">, dear </w:t>
-      </w:r>
-      <w:r>
-        <w:rPr>
-          <w:rFonts w:ascii="Lato" w:hAnsi="Lato" w:cs="Arial"/>
-          <w:snapToGrid w:val="0"/>
-          <w:color w:val="000000"/>
-          <w:lang w:val="en-US"/>
-        </w:rPr>
-        <w:t>Tom</w:t>
-      </w:r>
-      <w:r>
-        <w:rPr>
-          <w:rFonts w:ascii="Lato" w:hAnsi="Lato" w:cs="Arial"/>
-          <w:snapToGrid w:val="0"/>
-          <w:color w:val="000000"/>
-          <w:lang w:val="en-US"/>
-        </w:rPr>
-        <w:t>,</w:t>
-      </w:r>
+          <w:rFonts w:ascii="Lato" w:eastAsia="Times New Roman" w:hAnsi="Lato" w:cs="Arial"/>
+          <w:b/>
+          <w:lang w:val="en-US"/>
+        </w:rPr>
+      </w:pPr>
     </w:p>
     <w:p>
       <w:pPr>
-        <w:spacing w:after="240" w:line="288" w:lineRule="auto"/>
+        <w:spacing w:line="288" w:lineRule="auto"/>
+        <w:jc w:val="both"/>
+        <w:rPr>
+          <w:rFonts w:ascii="Lato" w:hAnsi="Lato" w:cs="Arial"/>
+          <w:snapToGrid w:val="0"/>
+          <w:color w:val="000000"/>
+          <w:lang w:val="en-US"/>
+        </w:rPr>
+      </w:pPr>
+      <w:r>
+        <w:rPr>
+          <w:rFonts w:ascii="Lato" w:hAnsi="Lato" w:cs="Arial"/>
+          <w:snapToGrid w:val="0"/>
+          <w:color w:val="000000"/>
+          <w:lang w:val="en-US"/>
+        </w:rPr>
+        <w:t xml:space="preserve">Dear </w:t>
+      </w:r>
+      <w:r>
+        <w:rPr>
+          <w:rFonts w:ascii="Lato" w:hAnsi="Lato" w:cs="Arial"/>
+          <w:snapToGrid w:val="0"/>
+          <w:color w:val="000000"/>
+          <w:lang w:val="en-US"/>
+        </w:rPr>
+        <w:t xml:space="preserve">Dr. </w:t>
+      </w:r>
+      <w:r>
+        <w:rPr>
+          <w:rFonts w:ascii="Lato" w:hAnsi="Lato" w:cs="Arial"/>
+          <w:snapToGrid w:val="0"/>
+          <w:color w:val="000000"/>
+          <w:lang w:val="en-US"/>
+        </w:rPr>
+        <w:t>Dursch</w:t>
+      </w:r>
+      <w:r>
+        <w:rPr>
+          <w:rFonts w:ascii="Lato" w:hAnsi="Lato" w:cs="Arial"/>
+          <w:snapToGrid w:val="0"/>
+          <w:color w:val="000000"/>
+          <w:lang w:val="en-US"/>
+        </w:rPr>
+        <w:t xml:space="preserve">, dear </w:t>
+      </w:r>
+      <w:r>
+        <w:rPr>
+          <w:rFonts w:ascii="Lato" w:hAnsi="Lato" w:cs="Arial"/>
+          <w:snapToGrid w:val="0"/>
+          <w:color w:val="000000"/>
+          <w:lang w:val="en-US"/>
+        </w:rPr>
+        <w:t>Tom</w:t>
+      </w:r>
+      <w:r>
+        <w:rPr>
+          <w:rFonts w:ascii="Lato" w:hAnsi="Lato" w:cs="Arial"/>
+          <w:snapToGrid w:val="0"/>
+          <w:color w:val="000000"/>
+          <w:lang w:val="en-US"/>
+        </w:rPr>
+        <w:t>,</w:t>
+      </w:r>
+    </w:p>
+    <w:p>
+      <w:pPr>
+        <w:spacing w:before="60" w:line="288" w:lineRule="auto"/>
         <w:jc w:val="both"/>
         <w:rPr>
           <w:rFonts w:ascii="Lato" w:hAnsi="Lato" w:cs="Arial"/>
@@ -721,7 +757,7 @@
     </w:p>
     <w:p>
       <w:pPr>
-        <w:spacing w:after="240" w:line="288" w:lineRule="auto"/>
+        <w:spacing w:before="60" w:line="288" w:lineRule="auto"/>
         <w:jc w:val="both"/>
         <w:rPr>
           <w:rFonts w:ascii="Lato" w:hAnsi="Lato" w:cs="Arial"/>
@@ -917,99 +953,99 @@
           <w:color w:val="000000"/>
           <w:lang w:val="en-US"/>
         </w:rPr>
-        <w:t>ntro</w:t>
+        <w:t>ntroduction, shorten</w:t>
+      </w:r>
+      <w:r>
+        <w:rPr>
+          <w:rFonts w:ascii="Lato" w:hAnsi="Lato" w:cs="Arial"/>
+          <w:snapToGrid w:val="0"/>
+          <w:color w:val="000000"/>
+          <w:lang w:val="en-US"/>
+        </w:rPr>
+        <w:t>ed</w:t>
+      </w:r>
+      <w:r>
+        <w:rPr>
+          <w:rFonts w:ascii="Lato" w:hAnsi="Lato" w:cs="Arial"/>
+          <w:snapToGrid w:val="0"/>
+          <w:color w:val="000000"/>
+          <w:lang w:val="en-US"/>
+        </w:rPr>
+        <w:t xml:space="preserve"> </w:t>
+      </w:r>
+      <w:r>
+        <w:rPr>
+          <w:rFonts w:ascii="Lato" w:hAnsi="Lato" w:cs="Arial"/>
+          <w:snapToGrid w:val="0"/>
+          <w:color w:val="000000"/>
+          <w:lang w:val="en-US"/>
+        </w:rPr>
+        <w:t>S</w:t>
+      </w:r>
+      <w:r>
+        <w:rPr>
+          <w:rFonts w:ascii="Lato" w:hAnsi="Lato" w:cs="Arial"/>
+          <w:snapToGrid w:val="0"/>
+          <w:color w:val="000000"/>
+          <w:lang w:val="en-US"/>
+        </w:rPr>
+        <w:t>ection</w:t>
+      </w:r>
+      <w:r>
+        <w:rPr>
+          <w:rFonts w:ascii="Lato" w:hAnsi="Lato" w:cs="Arial" w:hint="eastAsia"/>
+          <w:snapToGrid w:val="0"/>
+          <w:color w:val="000000"/>
+          <w:lang w:val="en-US" w:eastAsia="zh-CN"/>
+        </w:rPr>
+        <w:t xml:space="preserve"> </w:t>
+      </w:r>
+      <w:r>
+        <w:rPr>
+          <w:rFonts w:ascii="Lato" w:hAnsi="Lato" w:cs="Arial"/>
+          <w:snapToGrid w:val="0"/>
+          <w:color w:val="000000"/>
+          <w:lang w:val="en-US"/>
+        </w:rPr>
+        <w:t>2</w:t>
+      </w:r>
+      <w:r>
+        <w:rPr>
+          <w:rFonts w:ascii="Lato" w:hAnsi="Lato" w:cs="Arial" w:hint="eastAsia"/>
+          <w:snapToGrid w:val="0"/>
+          <w:color w:val="000000"/>
+          <w:lang w:val="en-US" w:eastAsia="zh-CN"/>
+        </w:rPr>
+        <w:t xml:space="preserve">, and </w:t>
+      </w:r>
+      <w:r>
+        <w:rPr>
+          <w:rFonts w:ascii="Lato" w:hAnsi="Lato" w:cs="Arial" w:hint="eastAsia"/>
+          <w:snapToGrid w:val="0"/>
+          <w:color w:val="000000"/>
+          <w:lang w:val="en-US" w:eastAsia="zh-CN"/>
+        </w:rPr>
+        <w:t>added</w:t>
+      </w:r>
+      <w:r>
+        <w:rPr>
+          <w:rFonts w:ascii="Lato" w:hAnsi="Lato" w:cs="Arial" w:hint="eastAsia"/>
+          <w:snapToGrid w:val="0"/>
+          <w:color w:val="000000"/>
+          <w:lang w:val="en-US" w:eastAsia="zh-CN"/>
+        </w:rPr>
+        <w:t xml:space="preserve"> recent advancements in acetylene applications as w</w:t>
       </w:r>
       <w:bookmarkStart w:id="1" w:name="_GoBack"/>
       <w:bookmarkEnd w:id="1"/>
       <w:r>
         <w:rPr>
-          <w:rFonts w:ascii="Lato" w:hAnsi="Lato" w:cs="Arial"/>
-          <w:snapToGrid w:val="0"/>
-          <w:color w:val="000000"/>
-          <w:lang w:val="en-US"/>
-        </w:rPr>
-        <w:t>duction, shorten</w:t>
-      </w:r>
-      <w:r>
-        <w:rPr>
-          <w:rFonts w:ascii="Lato" w:hAnsi="Lato" w:cs="Arial"/>
-          <w:snapToGrid w:val="0"/>
-          <w:color w:val="000000"/>
-          <w:lang w:val="en-US"/>
-        </w:rPr>
-        <w:t>ed</w:t>
-      </w:r>
-      <w:r>
-        <w:rPr>
-          <w:rFonts w:ascii="Lato" w:hAnsi="Lato" w:cs="Arial"/>
-          <w:snapToGrid w:val="0"/>
-          <w:color w:val="000000"/>
-          <w:lang w:val="en-US"/>
-        </w:rPr>
-        <w:t xml:space="preserve"> </w:t>
-      </w:r>
-      <w:r>
-        <w:rPr>
-          <w:rFonts w:ascii="Lato" w:hAnsi="Lato" w:cs="Arial"/>
-          <w:snapToGrid w:val="0"/>
-          <w:color w:val="000000"/>
-          <w:lang w:val="en-US"/>
-        </w:rPr>
-        <w:t>S</w:t>
-      </w:r>
-      <w:r>
-        <w:rPr>
-          <w:rFonts w:ascii="Lato" w:hAnsi="Lato" w:cs="Arial"/>
-          <w:snapToGrid w:val="0"/>
-          <w:color w:val="000000"/>
-          <w:lang w:val="en-US"/>
-        </w:rPr>
-        <w:t>ection</w:t>
-      </w:r>
-      <w:r>
-        <w:rPr>
           <w:rFonts w:ascii="Lato" w:hAnsi="Lato" w:cs="Arial" w:hint="eastAsia"/>
           <w:snapToGrid w:val="0"/>
           <w:color w:val="000000"/>
           <w:lang w:val="en-US" w:eastAsia="zh-CN"/>
         </w:rPr>
-        <w:t xml:space="preserve"> </w:t>
-      </w:r>
-      <w:r>
-        <w:rPr>
-          <w:rFonts w:ascii="Lato" w:hAnsi="Lato" w:cs="Arial"/>
-          <w:snapToGrid w:val="0"/>
-          <w:color w:val="000000"/>
-          <w:lang w:val="en-US"/>
-        </w:rPr>
-        <w:t>2</w:t>
-      </w:r>
-      <w:r>
-        <w:rPr>
-          <w:rFonts w:ascii="Lato" w:hAnsi="Lato" w:cs="Arial" w:hint="eastAsia"/>
-          <w:snapToGrid w:val="0"/>
-          <w:color w:val="000000"/>
-          <w:lang w:val="en-US" w:eastAsia="zh-CN"/>
-        </w:rPr>
-        <w:t xml:space="preserve">, and </w:t>
-      </w:r>
-      <w:r>
-        <w:rPr>
-          <w:rFonts w:ascii="Lato" w:hAnsi="Lato" w:cs="Arial" w:hint="eastAsia"/>
-          <w:snapToGrid w:val="0"/>
-          <w:color w:val="000000"/>
-          <w:lang w:val="en-US" w:eastAsia="zh-CN"/>
-        </w:rPr>
-        <w:t>added</w:t>
-      </w:r>
-      <w:r>
-        <w:rPr>
-          <w:rFonts w:ascii="Lato" w:hAnsi="Lato" w:cs="Arial" w:hint="eastAsia"/>
-          <w:snapToGrid w:val="0"/>
-          <w:color w:val="000000"/>
-          <w:lang w:val="en-US" w:eastAsia="zh-CN"/>
-        </w:rPr>
-        <w:t xml:space="preserve"> recent advancements in acetylene applications as well as projections for the availability of renewable feedstocks</w:t>
+        <w:t>ell as projections for the availability of renewable feedstocks</w:t>
       </w:r>
       <w:r>
         <w:rPr>
@@ -1257,7 +1293,7 @@
     </w:p>
     <w:p>
       <w:pPr>
-        <w:spacing w:after="240" w:line="288" w:lineRule="auto"/>
+        <w:spacing w:before="60" w:line="288" w:lineRule="auto"/>
         <w:jc w:val="both"/>
         <w:rPr>
           <w:rFonts w:ascii="Lato" w:hAnsi="Lato" w:cs="Arial"/>
@@ -1539,7 +1575,7 @@
     </w:p>
     <w:p>
       <w:pPr>
-        <w:spacing w:after="240" w:line="288" w:lineRule="auto"/>
+        <w:spacing w:before="60" w:line="288" w:lineRule="auto"/>
         <w:jc w:val="both"/>
         <w:rPr>
           <w:rFonts w:ascii="Lato" w:hAnsi="Lato" w:cs="Arial"/>
@@ -2512,7 +2548,7 @@
             </wp:anchor>
           </w:drawing>
         </mc:Choice>
-        <mc:Fallback xmlns:w16sdtdh="http://schemas.microsoft.com/office/word/2020/wordml/sdtdatahash" xmlns:w16du="http://schemas.microsoft.com/office/word/2023/wordml/word16du" xmlns:w16="http://schemas.microsoft.com/office/word/2018/wordml" xmlns:w16cex="http://schemas.microsoft.com/office/word/2018/wordml/cex" xmlns:oel="http://schemas.microsoft.com/office/2019/extlst">
+        <mc:Fallback xmlns:oel="http://schemas.microsoft.com/office/2019/extlst" xmlns:w16cex="http://schemas.microsoft.com/office/word/2018/wordml/cex" xmlns:w16="http://schemas.microsoft.com/office/word/2018/wordml" xmlns:w16du="http://schemas.microsoft.com/office/word/2023/wordml/word16du" xmlns:w16sdtdh="http://schemas.microsoft.com/office/word/2020/wordml/sdtdatahash">
           <w:pict>
             <v:line w14:anchorId="5F4BF463" id="Straight Connector 5" o:spid="_x0000_s1026" style="position:absolute;z-index:251663360;visibility:visible;mso-wrap-style:square;mso-width-percent:0;mso-height-percent:0;mso-wrap-distance-left:9pt;mso-wrap-distance-top:0;mso-wrap-distance-right:9pt;mso-wrap-distance-bottom:0;mso-position-horizontal:absolute;mso-position-horizontal-relative:text;mso-position-vertical:absolute;mso-position-vertical-relative:text;mso-width-percent:0;mso-height-percent:0;mso-width-relative:margin;mso-height-relative:margin" from="118.25pt,-17.5pt" to="118.25pt,-4.45pt" o:gfxdata="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" strokecolor="#5a5a5a [2109]" strokeweight="1pt">
               <v:stroke joinstyle="miter"/>
@@ -5303,6 +5339,14 @@
 </file>
 
 <file path=customXml/item2.xml><?xml version="1.0" encoding="utf-8"?>
+<p:properties xmlns:p="http://schemas.microsoft.com/office/2006/metadata/properties" xmlns:xsi="http://www.w3.org/2001/XMLSchema-instance" xmlns:pc="http://schemas.microsoft.com/office/infopath/2007/PartnerControls">
+  <documentManagement>
+    <_activity xmlns="b72c67e1-c4ac-437f-866a-70525538014f" xsi:nil="true"/>
+  </documentManagement>
+</p:properties>
+</file>
+
+<file path=customXml/item3.xml><?xml version="1.0" encoding="utf-8"?>
 <ct:contentTypeSchema xmlns:ct="http://schemas.microsoft.com/office/2006/metadata/contentType" xmlns:ma="http://schemas.microsoft.com/office/2006/metadata/properties/metaAttributes" ct:_="" ma:_="" ma:contentTypeName="Dokument" ma:contentTypeID="0x010100A50A41BAEF6C16488D4B69FA47CDBDFB" ma:contentTypeVersion="9" ma:contentTypeDescription="Ein neues Dokument erstellen." ma:contentTypeScope="" ma:versionID="0c7b98aa775b04a0d081f7c21cd1dddc">
   <xsd:schema xmlns:xsd="http://www.w3.org/2001/XMLSchema" xmlns:xs="http://www.w3.org/2001/XMLSchema" xmlns:p="http://schemas.microsoft.com/office/2006/metadata/properties" xmlns:ns3="b72c67e1-c4ac-437f-866a-70525538014f" xmlns:ns4="5a274a94-8a50-4eba-ab70-cbb5ebbb0cbc" targetNamespace="http://schemas.microsoft.com/office/2006/metadata/properties" ma:root="true" ma:fieldsID="fb573e44cd50082084323b5a5f617ac9" ns3:_="" ns4:_="">
     <xsd:import namespace="b72c67e1-c4ac-437f-866a-70525538014f"/>
@@ -5497,14 +5541,6 @@
 </ct:contentTypeSchema>
 </file>
 
-<file path=customXml/item3.xml><?xml version="1.0" encoding="utf-8"?>
-<p:properties xmlns:p="http://schemas.microsoft.com/office/2006/metadata/properties" xmlns:xsi="http://www.w3.org/2001/XMLSchema-instance" xmlns:pc="http://schemas.microsoft.com/office/infopath/2007/PartnerControls">
-  <documentManagement>
-    <_activity xmlns="b72c67e1-c4ac-437f-866a-70525538014f" xsi:nil="true"/>
-  </documentManagement>
-</p:properties>
-</file>
-
 <file path=customXml/item4.xml><?xml version="1.0" encoding="utf-8"?>
 <b:Sources xmlns:b="http://schemas.openxmlformats.org/officeDocument/2006/bibliography" xmlns="http://schemas.openxmlformats.org/officeDocument/2006/bibliography" SelectedStyle="\APA.XSL" StyleName="APA"/>
 </file>
@@ -5518,6 +5554,16 @@
 </file>
 
 <file path=customXml/itemProps2.xml><?xml version="1.0" encoding="utf-8"?>
+<ds:datastoreItem xmlns:ds="http://schemas.openxmlformats.org/officeDocument/2006/customXml" ds:itemID="{4488A193-F2F9-4E36-92C1-1B319C4726FF}">
+  <ds:schemaRefs>
+    <ds:schemaRef ds:uri="http://schemas.microsoft.com/office/2006/metadata/properties"/>
+    <ds:schemaRef ds:uri="http://schemas.microsoft.com/office/infopath/2007/PartnerControls"/>
+    <ds:schemaRef ds:uri="b72c67e1-c4ac-437f-866a-70525538014f"/>
+  </ds:schemaRefs>
+</ds:datastoreItem>
+</file>
+
+<file path=customXml/itemProps3.xml><?xml version="1.0" encoding="utf-8"?>
 <ds:datastoreItem xmlns:ds="http://schemas.openxmlformats.org/officeDocument/2006/customXml" ds:itemID="{9DBC9F2A-C3F6-4918-96DE-0D43AAA95C34}">
   <ds:schemaRefs>
     <ds:schemaRef ds:uri="http://schemas.microsoft.com/office/2006/metadata/contentType"/>
@@ -5536,18 +5582,8 @@
 </ds:datastoreItem>
 </file>
 
-<file path=customXml/itemProps3.xml><?xml version="1.0" encoding="utf-8"?>
-<ds:datastoreItem xmlns:ds="http://schemas.openxmlformats.org/officeDocument/2006/customXml" ds:itemID="{4488A193-F2F9-4E36-92C1-1B319C4726FF}">
-  <ds:schemaRefs>
-    <ds:schemaRef ds:uri="http://schemas.microsoft.com/office/2006/metadata/properties"/>
-    <ds:schemaRef ds:uri="http://schemas.microsoft.com/office/infopath/2007/PartnerControls"/>
-    <ds:schemaRef ds:uri="b72c67e1-c4ac-437f-866a-70525538014f"/>
-  </ds:schemaRefs>
-</ds:datastoreItem>
-</file>
-
 <file path=customXml/itemProps4.xml><?xml version="1.0" encoding="utf-8"?>
-<ds:datastoreItem xmlns:ds="http://schemas.openxmlformats.org/officeDocument/2006/customXml" ds:itemID="{A995ED6C-A643-47FA-9236-86FBFF2FAFB0}">
+<ds:datastoreItem xmlns:ds="http://schemas.openxmlformats.org/officeDocument/2006/customXml" ds:itemID="{1403D77C-309E-4892-91A7-A3F48B5DEDC5}">
   <ds:schemaRefs>
     <ds:schemaRef ds:uri="http://schemas.openxmlformats.org/officeDocument/2006/bibliography"/>
   </ds:schemaRefs>
